--- a/materialien/Welt4_Hafen/5_Loesungen/AQ_W4_AB2_LSG.docx
+++ b/materialien/Welt4_Hafen/5_Loesungen/AQ_W4_AB2_LSG.docx
@@ -7257,10 +7257,9 @@
         <w:tblLayout w:type="fixed"/>
       </w:tblPr>
       <w:tblGrid>
-        <w:gridCol w:w="1157"/>
-        <w:gridCol w:w="2699"/>
-        <w:gridCol w:w="2313"/>
-        <w:gridCol w:w="3469"/>
+        <w:gridCol w:w="1522"/>
+        <w:gridCol w:w="3551"/>
+        <w:gridCol w:w="4564"/>
       </w:tblGrid>
       <w:tr>
         <w:trPr>
@@ -7269,7 +7268,7 @@
         </w:trPr>
         <w:tc>
           <w:tcPr>
-            <w:tcW w:type="dxa" w:w="1157"/>
+            <w:tcW w:type="dxa" w:w="1522"/>
             <w:shd w:fill="1F4E79" w:color="auto" w:val="clear"/>
             <w:tcMar>
               <w:top w:type="dxa" w:w="50"/>
@@ -7300,7 +7299,7 @@
         </w:tc>
         <w:tc>
           <w:tcPr>
-            <w:tcW w:type="dxa" w:w="2699"/>
+            <w:tcW w:type="dxa" w:w="3551"/>
             <w:shd w:fill="1F4E79" w:color="auto" w:val="clear"/>
             <w:tcMar>
               <w:top w:type="dxa" w:w="50"/>
@@ -7331,38 +7330,7 @@
         </w:tc>
         <w:tc>
           <w:tcPr>
-            <w:tcW w:type="dxa" w:w="2313"/>
-            <w:shd w:fill="1F4E79" w:color="auto" w:val="clear"/>
-            <w:tcMar>
-              <w:top w:type="dxa" w:w="50"/>
-              <w:left w:type="dxa" w:w="100"/>
-              <w:bottom w:type="dxa" w:w="50"/>
-              <w:right w:type="dxa" w:w="100"/>
-            </w:tcMar>
-            <w:vAlign w:val="center"/>
-          </w:tcPr>
-          <w:p>
-            <w:pPr>
-              <w:keepNext w:val="false"/>
-              <w:spacing w:after="0" w:line="252"/>
-              <w:jc w:val="center"/>
-            </w:pPr>
-            <w:r>
-              <w:rPr>
-                <w:rFonts w:ascii="Calibri" w:cs="Calibri" w:eastAsia="Calibri" w:hAnsi="Calibri"/>
-                <w:b/>
-                <w:bCs/>
-                <w:color w:val="FFFFFF"/>
-                <w:sz w:val="18"/>
-                <w:szCs w:val="18"/>
-              </w:rPr>
-              <w:t xml:space="preserve">schwerer als 6 kg?</w:t>
-            </w:r>
-          </w:p>
-        </w:tc>
-        <w:tc>
-          <w:tcPr>
-            <w:tcW w:type="dxa" w:w="3469"/>
+            <w:tcW w:type="dxa" w:w="4564"/>
             <w:shd w:fill="1F4E79" w:color="auto" w:val="clear"/>
             <w:tcMar>
               <w:top w:type="dxa" w:w="50"/>
@@ -7398,7 +7366,7 @@
         </w:trPr>
         <w:tc>
           <w:tcPr>
-            <w:tcW w:type="dxa" w:w="1157"/>
+            <w:tcW w:type="dxa" w:w="1522"/>
             <w:tcMar>
               <w:top w:type="dxa" w:w="50"/>
               <w:left w:type="dxa" w:w="100"/>
@@ -7426,7 +7394,7 @@
         </w:tc>
         <w:tc>
           <w:tcPr>
-            <w:tcW w:type="dxa" w:w="2699"/>
+            <w:tcW w:type="dxa" w:w="3551"/>
             <w:tcMar>
               <w:top w:type="dxa" w:w="50"/>
               <w:left w:type="dxa" w:w="100"/>
@@ -7454,35 +7422,7 @@
         </w:tc>
         <w:tc>
           <w:tcPr>
-            <w:tcW w:type="dxa" w:w="2313"/>
-            <w:tcMar>
-              <w:top w:type="dxa" w:w="50"/>
-              <w:left w:type="dxa" w:w="100"/>
-              <w:bottom w:type="dxa" w:w="50"/>
-              <w:right w:type="dxa" w:w="100"/>
-            </w:tcMar>
-            <w:vAlign w:val="center"/>
-          </w:tcPr>
-          <w:p>
-            <w:pPr>
-              <w:keepNext w:val="false"/>
-              <w:spacing w:after="0" w:line="252"/>
-              <w:jc w:val="center"/>
-            </w:pPr>
-            <w:r>
-              <w:rPr>
-                <w:rFonts w:ascii="Calibri" w:cs="Calibri" w:eastAsia="Calibri" w:hAnsi="Calibri"/>
-                <w:color w:val="222222"/>
-                <w:sz w:val="18"/>
-                <w:szCs w:val="18"/>
-              </w:rPr>
-              <w:t xml:space="preserve">nein</w:t>
-            </w:r>
-          </w:p>
-        </w:tc>
-        <w:tc>
-          <w:tcPr>
-            <w:tcW w:type="dxa" w:w="3469"/>
+            <w:tcW w:type="dxa" w:w="4564"/>
             <w:tcMar>
               <w:top w:type="dxa" w:w="50"/>
               <w:left w:type="dxa" w:w="100"/>
@@ -7515,7 +7455,7 @@
         </w:trPr>
         <w:tc>
           <w:tcPr>
-            <w:tcW w:type="dxa" w:w="1157"/>
+            <w:tcW w:type="dxa" w:w="1522"/>
             <w:tcMar>
               <w:top w:type="dxa" w:w="50"/>
               <w:left w:type="dxa" w:w="100"/>
@@ -7543,7 +7483,7 @@
         </w:tc>
         <w:tc>
           <w:tcPr>
-            <w:tcW w:type="dxa" w:w="2699"/>
+            <w:tcW w:type="dxa" w:w="3551"/>
             <w:tcMar>
               <w:top w:type="dxa" w:w="50"/>
               <w:left w:type="dxa" w:w="100"/>
@@ -7571,35 +7511,7 @@
         </w:tc>
         <w:tc>
           <w:tcPr>
-            <w:tcW w:type="dxa" w:w="2313"/>
-            <w:tcMar>
-              <w:top w:type="dxa" w:w="50"/>
-              <w:left w:type="dxa" w:w="100"/>
-              <w:bottom w:type="dxa" w:w="50"/>
-              <w:right w:type="dxa" w:w="100"/>
-            </w:tcMar>
-            <w:vAlign w:val="center"/>
-          </w:tcPr>
-          <w:p>
-            <w:pPr>
-              <w:keepNext w:val="false"/>
-              <w:spacing w:after="0" w:line="252"/>
-              <w:jc w:val="center"/>
-            </w:pPr>
-            <w:r>
-              <w:rPr>
-                <w:rFonts w:ascii="Calibri" w:cs="Calibri" w:eastAsia="Calibri" w:hAnsi="Calibri"/>
-                <w:color w:val="222222"/>
-                <w:sz w:val="18"/>
-                <w:szCs w:val="18"/>
-              </w:rPr>
-              <w:t xml:space="preserve">nein</w:t>
-            </w:r>
-          </w:p>
-        </w:tc>
-        <w:tc>
-          <w:tcPr>
-            <w:tcW w:type="dxa" w:w="3469"/>
+            <w:tcW w:type="dxa" w:w="4564"/>
             <w:tcMar>
               <w:top w:type="dxa" w:w="50"/>
               <w:left w:type="dxa" w:w="100"/>
@@ -7632,7 +7544,7 @@
         </w:trPr>
         <w:tc>
           <w:tcPr>
-            <w:tcW w:type="dxa" w:w="1157"/>
+            <w:tcW w:type="dxa" w:w="1522"/>
             <w:tcMar>
               <w:top w:type="dxa" w:w="50"/>
               <w:left w:type="dxa" w:w="100"/>
@@ -7660,7 +7572,7 @@
         </w:tc>
         <w:tc>
           <w:tcPr>
-            <w:tcW w:type="dxa" w:w="2699"/>
+            <w:tcW w:type="dxa" w:w="3551"/>
             <w:tcMar>
               <w:top w:type="dxa" w:w="50"/>
               <w:left w:type="dxa" w:w="100"/>
@@ -7688,35 +7600,7 @@
         </w:tc>
         <w:tc>
           <w:tcPr>
-            <w:tcW w:type="dxa" w:w="2313"/>
-            <w:tcMar>
-              <w:top w:type="dxa" w:w="50"/>
-              <w:left w:type="dxa" w:w="100"/>
-              <w:bottom w:type="dxa" w:w="50"/>
-              <w:right w:type="dxa" w:w="100"/>
-            </w:tcMar>
-            <w:vAlign w:val="center"/>
-          </w:tcPr>
-          <w:p>
-            <w:pPr>
-              <w:keepNext w:val="false"/>
-              <w:spacing w:after="0" w:line="252"/>
-              <w:jc w:val="center"/>
-            </w:pPr>
-            <w:r>
-              <w:rPr>
-                <w:rFonts w:ascii="Calibri" w:cs="Calibri" w:eastAsia="Calibri" w:hAnsi="Calibri"/>
-                <w:color w:val="222222"/>
-                <w:sz w:val="18"/>
-                <w:szCs w:val="18"/>
-              </w:rPr>
-              <w:t xml:space="preserve">nein</w:t>
-            </w:r>
-          </w:p>
-        </w:tc>
-        <w:tc>
-          <w:tcPr>
-            <w:tcW w:type="dxa" w:w="3469"/>
+            <w:tcW w:type="dxa" w:w="4564"/>
             <w:tcMar>
               <w:top w:type="dxa" w:w="50"/>
               <w:left w:type="dxa" w:w="100"/>
@@ -7749,7 +7633,7 @@
         </w:trPr>
         <w:tc>
           <w:tcPr>
-            <w:tcW w:type="dxa" w:w="1157"/>
+            <w:tcW w:type="dxa" w:w="1522"/>
             <w:tcMar>
               <w:top w:type="dxa" w:w="50"/>
               <w:left w:type="dxa" w:w="100"/>
@@ -7777,7 +7661,7 @@
         </w:tc>
         <w:tc>
           <w:tcPr>
-            <w:tcW w:type="dxa" w:w="2699"/>
+            <w:tcW w:type="dxa" w:w="3551"/>
             <w:tcMar>
               <w:top w:type="dxa" w:w="50"/>
               <w:left w:type="dxa" w:w="100"/>
@@ -7805,35 +7689,7 @@
         </w:tc>
         <w:tc>
           <w:tcPr>
-            <w:tcW w:type="dxa" w:w="2313"/>
-            <w:tcMar>
-              <w:top w:type="dxa" w:w="50"/>
-              <w:left w:type="dxa" w:w="100"/>
-              <w:bottom w:type="dxa" w:w="50"/>
-              <w:right w:type="dxa" w:w="100"/>
-            </w:tcMar>
-            <w:vAlign w:val="center"/>
-          </w:tcPr>
-          <w:p>
-            <w:pPr>
-              <w:keepNext w:val="false"/>
-              <w:spacing w:after="0" w:line="252"/>
-              <w:jc w:val="center"/>
-            </w:pPr>
-            <w:r>
-              <w:rPr>
-                <w:rFonts w:ascii="Calibri" w:cs="Calibri" w:eastAsia="Calibri" w:hAnsi="Calibri"/>
-                <w:color w:val="222222"/>
-                <w:sz w:val="18"/>
-                <w:szCs w:val="18"/>
-              </w:rPr>
-              <w:t xml:space="preserve">ja</w:t>
-            </w:r>
-          </w:p>
-        </w:tc>
-        <w:tc>
-          <w:tcPr>
-            <w:tcW w:type="dxa" w:w="3469"/>
+            <w:tcW w:type="dxa" w:w="4564"/>
             <w:tcMar>
               <w:top w:type="dxa" w:w="50"/>
               <w:left w:type="dxa" w:w="100"/>
